--- a/technical_document/docx/04_deployment/DOC-04-DEP-06_Local_Developer_and_UAT_Docker_Compose_Environment_Guide.docx
+++ b/technical_document/docx/04_deployment/DOC-04-DEP-06_Local_Developer_and_UAT_Docker_Compose_Environment_Guide.docx
@@ -1638,6 +1638,58 @@
           </w:p>
         </w:tc>
       </w:tr>
+      <w:tr>
+        <w:tc>
+          <w:tcPr>
+            <w:tcW w:type="dxa" w:w="1872"/>
+          </w:tcPr>
+          <w:p>
+            <w:r>
+              <w:t>3.1.0</w:t>
+            </w:r>
+          </w:p>
+        </w:tc>
+        <w:tc>
+          <w:tcPr>
+            <w:tcW w:type="dxa" w:w="1872"/>
+          </w:tcPr>
+          <w:p>
+            <w:r>
+              <w:t>October 2026</w:t>
+            </w:r>
+          </w:p>
+        </w:tc>
+        <w:tc>
+          <w:tcPr>
+            <w:tcW w:type="dxa" w:w="1872"/>
+          </w:tcPr>
+          <w:p>
+            <w:r>
+              <w:t>Independent Forensic Re-audit</w:t>
+            </w:r>
+          </w:p>
+        </w:tc>
+        <w:tc>
+          <w:tcPr>
+            <w:tcW w:type="dxa" w:w="1872"/>
+          </w:tcPr>
+          <w:p>
+            <w:r>
+              <w:t>Factual corrections per audit/docx_forensic_audit_2026-10-08.md</w:t>
+            </w:r>
+          </w:p>
+        </w:tc>
+        <w:tc>
+          <w:tcPr>
+            <w:tcW w:type="dxa" w:w="1872"/>
+          </w:tcPr>
+          <w:p>
+            <w:r>
+              <w:t>Applied</w:t>
+            </w:r>
+          </w:p>
+        </w:tc>
+      </w:tr>
     </w:tbl>
     <w:p>
       <w:pPr>
@@ -1818,13 +1870,6 @@
               </w:rPr>
               <w:t>// Language: mermaid</w:t>
               <w:br/>
-            </w:r>
-            <w:r>
-              <w:rPr>
-                <w:rFonts w:ascii="Consolas" w:hAnsi="Consolas"/>
-                <w:color w:val="1A202C"/>
-                <w:sz w:val="17"/>
-              </w:rPr>
               <w:t>[MERMAID ARCHITECTURE SPECIFICATION]</w:t>
               <w:br/>
               <w:t>flowchart TD</w:t>
@@ -1833,9 +1878,9 @@
               <w:br/>
               <w:t xml:space="preserve">        subgraph Web_Tier ["Frontend Channels"]</w:t>
               <w:br/>
-              <w:t xml:space="preserve">            WEB["ulms-web (:3000)&lt;br/&gt;React 19 / MUI v7 / Vite 7"]</w:t>
+              <w:t xml:space="preserve">            WEB["ulms-web (:4173)&lt;br/&gt;React 19 / MUI v7 / Vite 7"]</w:t>
               <w:br/>
-              <w:t xml:space="preserve">            MOCK["mock-api (:8081)&lt;br/&gt;Contract-Compliant Node Server"]</w:t>
+              <w:t xml:space="preserve">            MOCK["mock API — npm run mock:api (dev-only, in-process :5173)"]</w:t>
               <w:br/>
               <w:t xml:space="preserve">        end</w:t>
               <w:br/>
@@ -1843,15 +1888,15 @@
               <w:br/>
               <w:t xml:space="preserve">            API["ulms-api (:8081)&lt;br/&gt;Spring Boot 4 Modular Monolith"]</w:t>
               <w:br/>
-              <w:t xml:space="preserve">            FIN["fineract-server (:8443)&lt;br/&gt;Apache Fineract 1.12.x CE"]</w:t>
+              <w:t xml:space="preserve">            FIN["fineract-server (:8083)&lt;br/&gt;Apache Fineract CE (digest-pinned) CE"]</w:t>
               <w:br/>
               <w:t xml:space="preserve">        end</w:t>
               <w:br/>
               <w:t xml:space="preserve">        subgraph Infra_Tier ["Data &amp; Identity Infrastructure"]</w:t>
               <w:br/>
-              <w:t xml:space="preserve">            PG["postgres (:5432)&lt;br/&gt;PostgreSQL 17 (Dual-Schema)"]</w:t>
+              <w:t xml:space="preserve">            PG["postgres (:5433)&lt;br/&gt;PostgreSQL 17 (Dual-Schema)"]</w:t>
               <w:br/>
-              <w:t xml:space="preserve">            RD["redis (:6379)&lt;br/&gt;Redis 7 (Session &amp; Idempotency)"]</w:t>
+              <w:t xml:space="preserve">            RD["(no Redis — deferred by Tech Stack v3)"]</w:t>
               <w:br/>
               <w:t xml:space="preserve">            KC["keycloak (:8082)&lt;br/&gt;Keycloak 26 (OAuth2 / OIDC)"]</w:t>
               <w:br/>
@@ -1865,13 +1910,20 @@
               <w:br/>
               <w:t xml:space="preserve">    API --&gt;|JDBC / Flyway| PG</w:t>
               <w:br/>
-              <w:t xml:space="preserve">    API --&gt;|Cache / Locks| RD</w:t>
+              <w:t xml:space="preserve">    API -.-&gt;|no external cache in v3| RD</w:t>
               <w:br/>
               <w:t xml:space="preserve">    API --&gt;|Token Validation| KC</w:t>
               <w:br/>
               <w:t xml:space="preserve">    API --&gt;|Accounting REST| FIN</w:t>
               <w:br/>
-              <w:t xml:space="preserve">    FIN --&gt;|mifostenant-default| PG</w:t>
+              <w:t xml:space="preserve">    FIN --&gt;|fineract_default| PG</w:t>
+            </w:r>
+            <w:r>
+              <w:rPr>
+                <w:rFonts w:ascii="Consolas" w:hAnsi="Consolas"/>
+                <w:color w:val="1A202C"/>
+                <w:sz w:val="17"/>
+              </w:rPr>
             </w:r>
           </w:p>
         </w:tc>
@@ -2327,7 +2379,7 @@
                 <w:color w:val="801515"/>
                 <w:sz w:val="16"/>
               </w:rPr>
-              <w:t>5432</w:t>
+              <w:t>5433</w:t>
             </w:r>
           </w:p>
         </w:tc>
@@ -2431,7 +2483,7 @@
                 <w:color w:val="801515"/>
                 <w:sz w:val="16"/>
               </w:rPr>
-              <w:t>ulms_app</w:t>
+              <w:t>ulms</w:t>
             </w:r>
             <w:r>
               <w:rPr>
@@ -2447,7 +2499,7 @@
                 <w:color w:val="801515"/>
                 <w:sz w:val="16"/>
               </w:rPr>
-              <w:t>mifostenant-default</w:t>
+              <w:t>fineract_default</w:t>
             </w:r>
             <w:r>
               <w:rPr>
@@ -2493,7 +2545,7 @@
                 <w:color w:val="2D3748"/>
                 <w:sz w:val="17"/>
               </w:rPr>
-              <w:t>`redis`</w:t>
+              <w:t>`(no redis service in the binding stack)`</w:t>
             </w:r>
           </w:p>
         </w:tc>
@@ -2525,7 +2577,7 @@
                 <w:color w:val="801515"/>
                 <w:sz w:val="16"/>
               </w:rPr>
-              <w:t>redis:7.2-alpine</w:t>
+              <w:t>(removed)</w:t>
             </w:r>
           </w:p>
         </w:tc>
@@ -2621,7 +2673,7 @@
                 <w:color w:val="801515"/>
                 <w:sz w:val="16"/>
               </w:rPr>
-              <w:t>redis-cli ping</w:t>
+              <w:t>(removed)</w:t>
             </w:r>
           </w:p>
         </w:tc>
@@ -2921,7 +2973,7 @@
                 <w:color w:val="801515"/>
                 <w:sz w:val="16"/>
               </w:rPr>
-              <w:t>apache/fineract:1.12.0</w:t>
+              <w:t>apache/fineract@fd01236df6</w:t>
             </w:r>
           </w:p>
         </w:tc>
@@ -3017,7 +3069,7 @@
                 <w:color w:val="801515"/>
                 <w:sz w:val="16"/>
               </w:rPr>
-              <w:t>curl -f -k https://localhost:8443/fineract-provider/actuator/health</w:t>
+              <w:t>curl -f http://localhost:8083/fineract-provider/actuator/health</w:t>
             </w:r>
           </w:p>
         </w:tc>
@@ -3087,7 +3139,7 @@
                 <w:color w:val="2D3748"/>
                 <w:sz w:val="17"/>
               </w:rPr>
-              <w:t>`mock-api`</w:t>
+              <w:t>`ulms-api`</w:t>
             </w:r>
           </w:p>
         </w:tc>
@@ -3215,7 +3267,7 @@
                 <w:color w:val="801515"/>
                 <w:sz w:val="16"/>
               </w:rPr>
-              <w:t>curl -f http://localhost:8081/health</w:t>
+              <w:t>curl -f http://localhost:8081/actuator/health</w:t>
             </w:r>
           </w:p>
         </w:tc>
@@ -3349,7 +3401,7 @@
                 <w:color w:val="801515"/>
                 <w:sz w:val="16"/>
               </w:rPr>
-              <w:t>3000</w:t>
+              <w:t>4173</w:t>
             </w:r>
           </w:p>
         </w:tc>
@@ -3413,7 +3465,7 @@
                 <w:color w:val="801515"/>
                 <w:sz w:val="16"/>
               </w:rPr>
-              <w:t>curl -f http://localhost:3000</w:t>
+              <w:t>curl -f http://localhost:4173</w:t>
             </w:r>
           </w:p>
         </w:tc>
@@ -3565,19 +3617,19 @@
               <w:br/>
               <w:t xml:space="preserve">      POSTGRES_USER: ulms</w:t>
               <w:br/>
-              <w:t xml:space="preserve">      POSTGRES_PASSWORD: ulms_dev_password_2026</w:t>
+              <w:t xml:space="preserve">      POSTGRES_PASSWORD: ${ULMS_DB_PASSWORD}</w:t>
               <w:br/>
               <w:t xml:space="preserve">      POSTGRES_DB: ulms</w:t>
               <w:br/>
               <w:t xml:space="preserve">    ports:</w:t>
               <w:br/>
-              <w:t xml:space="preserve">      - "5432:5432"</w:t>
+              <w:t xml:space="preserve">      - "5433:5433"</w:t>
               <w:br/>
               <w:t xml:space="preserve">    volumes:</w:t>
               <w:br/>
               <w:t xml:space="preserve">      - pgdata:/var/lib/postgresql/data</w:t>
               <w:br/>
-              <w:t xml:space="preserve">      - ./init-dual-schema.sql:/docker-entrypoint-initdb.d/init.sql:ro</w:t>
+              <w:t xml:space="preserve">      - ../../seed/00-finerract-db.sh:/docker-entrypoint-initdb.d/init.sql:ro</w:t>
               <w:br/>
               <w:t xml:space="preserve">    healthcheck:</w:t>
               <w:br/>
@@ -3592,7 +3644,7 @@
               <w:br/>
               <w:t xml:space="preserve">  redis:</w:t>
               <w:br/>
-              <w:t xml:space="preserve">    image: redis:7.2-alpine</w:t>
+              <w:t xml:space="preserve">    image: (removed)</w:t>
               <w:br/>
               <w:t xml:space="preserve">    container_name: ulms-redis</w:t>
               <w:br/>
@@ -3625,15 +3677,15 @@
               <w:br/>
               <w:t xml:space="preserve">      KEYCLOAK_ADMIN: admin</w:t>
               <w:br/>
-              <w:t xml:space="preserve">      KEYCLOAK_ADMIN_PASSWORD: admin_password_2026</w:t>
+              <w:t xml:space="preserve">      KEYCLOAK_ADMIN_PASSWORD: ${KEYCLOAK_ADMIN_PASSWORD}</w:t>
               <w:br/>
-              <w:t xml:space="preserve">      KC_DB: postgres-vendor</w:t>
+              <w:t xml:space="preserve">      KC_DB: postgres</w:t>
               <w:br/>
-              <w:t xml:space="preserve">      KC_DB_URL: jdbc:postgresql://postgres:5432/ulms</w:t>
+              <w:t xml:space="preserve">      KC_DB_URL: jdbc:postgresql://postgres:5433/ulms</w:t>
               <w:br/>
               <w:t xml:space="preserve">      KC_DB_USERNAME: ulms</w:t>
               <w:br/>
-              <w:t xml:space="preserve">      KC_DB_PASSWORD: ulms_dev_password_2026</w:t>
+              <w:t xml:space="preserve">      KC_DB_PASSWORD: ${ULMS_DB_PASSWORD}</w:t>
               <w:br/>
               <w:t xml:space="preserve">    ports:</w:t>
               <w:br/>
@@ -3641,7 +3693,7 @@
               <w:br/>
               <w:t xml:space="preserve">    volumes:</w:t>
               <w:br/>
-              <w:t xml:space="preserve">      - ./ulms-realm.json:/opt/keycloak/data/import/ulms-realm.json:ro</w:t>
+              <w:t xml:space="preserve">      - ../../seed/realm-ulms.json:/opt/keycloak/data/import/ulms-realm.json:ro</w:t>
               <w:br/>
               <w:t xml:space="preserve">    depends_on:</w:t>
               <w:br/>
@@ -3746,7 +3798,7 @@
               <w:br/>
               <w:t># Launch database, cache, and authentication services in the background</w:t>
               <w:br/>
-              <w:t>docker compose up -d postgres redis keycloak</w:t>
+              <w:t>docker compose up -d postgres keycloak fineract minio</w:t>
               <w:br/>
               <w:br/>
               <w:t># Inspect health status of all running containers</w:t>
@@ -4373,7 +4425,7 @@
           <w:color w:val="801515"/>
           <w:sz w:val="18"/>
         </w:rPr>
-        <w:t>Bind for 0.0.0.0:5432 failed: port is already allocated</w:t>
+        <w:t>Bind for 0.0.0.0:5433 failed: port is already allocated</w:t>
       </w:r>
       <w:r>
         <w:rPr>
@@ -4467,7 +4519,7 @@
           <w:color w:val="801515"/>
           <w:sz w:val="18"/>
         </w:rPr>
-        <w:t>"5433:5432"</w:t>
+        <w:t>"5433:5433"</w:t>
       </w:r>
       <w:r>
         <w:rPr>
@@ -4585,6 +4637,19 @@
           <w:sz w:val="19"/>
         </w:rPr>
         <w:t>— End of Local Developer &amp; UAT Docker Compose Environment Guide —</w:t>
+      </w:r>
+    </w:p>
+    <w:p>
+      <w:r>
+        <w:rPr>
+          <w:b/>
+        </w:rPr>
+        <w:t>Addendum — v3.1.0 corrections (Independent Forensic Re-audit, 8 October 2026)</w:t>
+      </w:r>
+    </w:p>
+    <w:p>
+      <w:r>
+        <w:t>Compose truth (v3.1.0): the real stack (deploy/compose/docker-compose.yml) runs eight services — postgres (5433→5432), keycloak (8082), fineract (8083, digest-pinned), minio/seaweedfs (9002), api (8081 + 9977), web (4173→80, nginx same-origin proxy), prometheus (9090), grafana (3000). No Redis service exists. Credentials come from deploy/compose/.env (never committed); the realm seed is deploy/seed/realm-ulms.json and the dual-schema init is deploy/seed/00-finerract-db.sh. The manifest fragment in this guide is an illustrative extract — always defer to the real file.</w:t>
       </w:r>
     </w:p>
     <w:sectPr>
